--- a/toplanti/2026-10-02-MR1-taslak-duzeltilmis.docx
+++ b/toplanti/2026-10-02-MR1-taslak-duzeltilmis.docx
@@ -373,7 +373,7 @@
                 <w:b w:val="0"/>
                 <w:sz w:val="16"/>
               </w:rPr>
-              <w:t>02.10.2026 / [DURATION] min</w:t>
+              <w:t>02.10.2026 / 15 min</w:t>
             </w:r>
           </w:p>
         </w:tc>
